--- a/인공고관절반치환술_진료지원간호사_매뉴얼_보강판.docx
+++ b/인공고관절반치환술_진료지원간호사_매뉴얼_보강판.docx
@@ -1046,23 +1046,7 @@
           <w:b w:val="0"/>
           <w:i w:val="0"/>
         </w:rPr>
-        <w:t xml:space="preserve">• 고관절 골절은 고령 환자에서 수술 후 사망률과 기능 저하가 높은 질환이다. 보고에 따라 차이가 있으나 </w:t>
-      </w:r>
-      <w:r>
-        <w:rPr>
-          <w:rFonts w:ascii="맑은 고딕" w:hAnsi="맑은 고딕" w:eastAsia="맑은 고딕"/>
-          <w:b/>
-          <w:i w:val="0"/>
-        </w:rPr>
-        <w:t>1년 내 사망률이 약 20~30%</w:t>
-      </w:r>
-      <w:r>
-        <w:rPr>
-          <w:rFonts w:ascii="맑은 고딕" w:hAnsi="맑은 고딕" w:eastAsia="맑은 고딕"/>
-          <w:b w:val="0"/>
-          <w:i w:val="0"/>
-        </w:rPr>
-        <w:t>로 알려져 있다.</w:t>
+        <w:t>• 고관절 골절은 고령 환자에서 수술 후 사망률과 기능 저하가 높은 질환이다. 보고에 따라 차이가 있으며, 과거에는 1년 내 사망률을 약 30%로 말했으나 최근 체계적 문헌고찰에서는 약 22%로 낮아졌다고 보고된다(65~99세 통합 28.4%, 연령이 높을수록 증가).</w:t>
       </w:r>
     </w:p>
     <w:p>
@@ -5708,7 +5692,7 @@
                 <w:i w:val="0"/>
                 <w:sz w:val="20"/>
               </w:rPr>
-              <w:t>수술 전 피부견인(skin traction)은 일상적으로 권고되지 않는 것으로 알려져 있으나(NICE 지침), 본 매뉴얼 작성 시 원문 전체를 확인하지 못했다. 병원 지침을 확인한 뒤 반영하기 바란다.</w:t>
+              <w:t>수술 전 피부·골견인(traction)의 일상적 사용은 Cochrane 체계적 문헌고찰(CD000168)에서 이득이 확인되지 않았다. 다만 통증 조절 등의 목적으로 병원·집도의가 사용하는 경우가 있으므로 지시를 확인한다.</w:t>
             </w:r>
           </w:p>
         </w:tc>
@@ -8777,7 +8761,7 @@
                 <w:i w:val="0"/>
                 <w:sz w:val="18"/>
               </w:rPr>
-              <w:t>항응고제 용량·시간 정확히 투여, 조기 거동, 발목펌프. 한쪽 다리 부종·통증, 갑작스러운 호흡곤란·흉통은 즉시 보고. 예방 기간은 의사 처방(연장 시 수주까지 시행하기도 함)</w:t>
+              <w:t>항응고제 용량·시간 정확히 투여, 조기 거동, 발목펌프. 한쪽 다리 부종·통증, 갑작스러운 호흡곤란·흉통은 즉시 보고. 예방 기간은 의사 처방. ACCP 지침은 최소 10~14일, 연장 시 수술 후 최대 35일까지 권고하며 LMWH를 우선 제안</w:t>
             </w:r>
           </w:p>
         </w:tc>
@@ -9750,7 +9734,7 @@
                 <w:i w:val="0"/>
                 <w:sz w:val="20"/>
               </w:rPr>
-              <w:t>항응고제의 예방 기간·용량, 수혈 기준 Hb, Hemovac 제거 시기(통상 수술 후 1~2일 정도로 알려져 있음)는 병원 및 집도의 기준이 다르다. 본 매뉴얼에서는 일반적 설명만 제시하였으며 기관 내 처방·프로토콜을 따른다.</w:t>
+              <w:t>항응고제의 예방 기간·용량, 수혈 기준 Hb(FOCUS 시험: 심혈관 고위험 환자에서 Hb 8 g/dL 초과 또는 증상 시 수혈하는 제한적 전략이 자유로운 전략과 결과 차이 없었음), Hemovac 제거 시기(통상 수술 후 1~2일 정도로 알려져 있음)는 병원 및 집도의 기준이 다르다. 본 매뉴얼에서는 일반적 설명만 제시하였으며 기관 내 처방·프로토콜을 따른다.</w:t>
             </w:r>
           </w:p>
         </w:tc>
@@ -12543,7 +12527,7 @@
           <w:i w:val="0"/>
           <w:sz w:val="18"/>
         </w:rPr>
-        <w:t>7. Garden RS. Low-angle fixation in fractures of the femoral neck. J Bone Joint Surg Br 1961;43:647-663. (Garden 분류의 원전)</w:t>
+        <w:t>7. Cochrane. Pre-operative traction for fractures of the proximal femur in adults (CD000168). https://www.cochrane.org/evidence/CD000168_routine-use-traction-surgery-adults-hip-fracture — 일상적 견인의 이득 없음.</w:t>
       </w:r>
     </w:p>
     <w:p>
@@ -12558,7 +12542,67 @@
           <w:i w:val="0"/>
           <w:sz w:val="18"/>
         </w:rPr>
-        <w:t>8. (원 매뉴얼 보유 자료) 그림 1~2: 해부도·Netter 인공관절 그림, 그림 5: 대퇴경부골절 X-ray, 그림 6: 병원 수술 전 검사패널.</w:t>
+        <w:t>8. 고관절 골절 1년 사망률 체계적 문헌고찰. World J Orthop 2019;10(3):166. https://pmc.ncbi.nlm.nih.gov/articles/PMC6428998</w:t>
+      </w:r>
+    </w:p>
+    <w:p>
+      <w:pPr>
+        <w:spacing w:before="0" w:after="40"/>
+        <w:ind w:left="340" w:hanging="340"/>
+      </w:pPr>
+      <w:r>
+        <w:rPr>
+          <w:rFonts w:ascii="맑은 고딕" w:hAnsi="맑은 고딕" w:eastAsia="맑은 고딕"/>
+          <w:b w:val="0"/>
+          <w:i w:val="0"/>
+          <w:sz w:val="18"/>
+        </w:rPr>
+        <w:t>9. ACCP. Prevention of VTE in Orthopedic Surgery Patients, Chest 2012. https://pmc.ncbi.nlm.nih.gov/articles/PMC3278063 — 고관절 골절 후 최소 10~14일, 최대 35일 예방.</w:t>
+      </w:r>
+    </w:p>
+    <w:p>
+      <w:pPr>
+        <w:spacing w:before="0" w:after="40"/>
+        <w:ind w:left="340" w:hanging="340"/>
+      </w:pPr>
+      <w:r>
+        <w:rPr>
+          <w:rFonts w:ascii="맑은 고딕" w:hAnsi="맑은 고딕" w:eastAsia="맑은 고딕"/>
+          <w:b w:val="0"/>
+          <w:i w:val="0"/>
+          <w:sz w:val="18"/>
+        </w:rPr>
+        <w:t>10. FOCUS trial. N Engl J Med 2011 (PMID 22168590) — 고관절 골절 수술 후 제한적 수혈 전략(Hb 8 g/dL 또는 증상).</w:t>
+      </w:r>
+    </w:p>
+    <w:p>
+      <w:pPr>
+        <w:spacing w:before="0" w:after="40"/>
+        <w:ind w:left="340" w:hanging="340"/>
+      </w:pPr>
+      <w:r>
+        <w:rPr>
+          <w:rFonts w:ascii="맑은 고딕" w:hAnsi="맑은 고딕" w:eastAsia="맑은 고딕"/>
+          <w:b w:val="0"/>
+          <w:i w:val="0"/>
+          <w:sz w:val="18"/>
+        </w:rPr>
+        <w:t>11. Garden RS. Low-angle fixation in fractures of the femoral neck. J Bone Joint Surg Br 1961;43:647-663. (Garden 분류의 원전)</w:t>
+      </w:r>
+    </w:p>
+    <w:p>
+      <w:pPr>
+        <w:spacing w:before="0" w:after="40"/>
+        <w:ind w:left="340" w:hanging="340"/>
+      </w:pPr>
+      <w:r>
+        <w:rPr>
+          <w:rFonts w:ascii="맑은 고딕" w:hAnsi="맑은 고딕" w:eastAsia="맑은 고딕"/>
+          <w:b w:val="0"/>
+          <w:i w:val="0"/>
+          <w:sz w:val="18"/>
+        </w:rPr>
+        <w:t>12. (원 매뉴얼 보유 자료) 그림 1~2: 해부도·Netter 인공관절 그림, 그림 5: 대퇴경부골절 X-ray, 그림 6: 병원 수술 전 검사패널.</w:t>
       </w:r>
     </w:p>
     <w:p>
